--- a/Career-Roadmap/CV/master-cv.docx
+++ b/Career-Roadmap/CV/master-cv.docx
@@ -780,7 +780,7 @@
           <w:i w:val="0"/>
           <w:sz w:val="20"/>
         </w:rPr>
-        <w:t xml:space="preserve"> (measured) by moving serial I/O and processing to background threads, off the UI thread.</w:t>
+        <w:t xml:space="preserve"> (measured) by making serial I/O and processing asynchronous (async + background threads), off the UI thread.</w:t>
       </w:r>
     </w:p>
     <w:p>

--- a/Career-Roadmap/CV/master-cv.docx
+++ b/Career-Roadmap/CV/master-cv.docx
@@ -780,7 +780,7 @@
           <w:i w:val="0"/>
           <w:sz w:val="20"/>
         </w:rPr>
-        <w:t xml:space="preserve"> (measured) by making serial I/O and processing asynchronous (async + background threads), off the UI thread.</w:t>
+        <w:t xml:space="preserve"> (measured) by making serial I/O and processing asynchronous with asyncio and background threads, off the UI thread.</w:t>
       </w:r>
     </w:p>
     <w:p>
@@ -979,7 +979,7 @@
           <w:i w:val="0"/>
           <w:sz w:val="20"/>
         </w:rPr>
-        <w:t>Rust, C, C++ (modern), Python, Java, C#, SQL, JavaScript, Bash, Verilog/VHDL, MATLAB</w:t>
+        <w:t>Rust, C, C++ (modern), Python (asyncio), Java, C#, SQL, JavaScript, Bash, Verilog/VHDL, MATLAB</w:t>
       </w:r>
     </w:p>
     <w:p>

--- a/Career-Roadmap/CV/master-cv.docx
+++ b/Career-Roadmap/CV/master-cv.docx
@@ -762,25 +762,7 @@
           <w:i w:val="0"/>
           <w:sz w:val="20"/>
         </w:rPr>
-        <w:t xml:space="preserve">Built the PyQt5 desktop control app; cut its CPU usage and latency by </w:t>
-      </w:r>
-      <w:r>
-        <w:rPr>
-          <w:rFonts w:ascii="Calibri" w:hAnsi="Calibri"/>
-          <w:b/>
-          <w:i w:val="0"/>
-          <w:sz w:val="20"/>
-        </w:rPr>
-        <w:t>about 40%</w:t>
-      </w:r>
-      <w:r>
-        <w:rPr>
-          <w:rFonts w:ascii="Calibri" w:hAnsi="Calibri"/>
-          <w:b w:val="0"/>
-          <w:i w:val="0"/>
-          <w:sz w:val="20"/>
-        </w:rPr>
-        <w:t xml:space="preserve"> (measured) by making serial I/O and processing asynchronous with asyncio and background threads, off the UI thread.</w:t>
+        <w:t>Built the PyQt5 desktop control app; cut its CPU usage and latency by about 40% (measured) by using asyncio to wait for ESP32 serial and server messages concurrently, with processing in background threads, off the UI thread.</w:t>
       </w:r>
     </w:p>
     <w:p>

--- a/Career-Roadmap/CV/master-cv.docx
+++ b/Career-Roadmap/CV/master-cv.docx
@@ -31,7 +31,7 @@
           <w:color w:val="1B2A47"/>
           <w:sz w:val="24"/>
         </w:rPr>
-        <w:t>Software Engineer  |  Rust, C/C++, Linux, Embedded</w:t>
+        <w:t>Software Engineer  |  Rust, C, C++, Linux, Embedded</w:t>
       </w:r>
     </w:p>
     <w:p>
@@ -961,7 +961,7 @@
           <w:i w:val="0"/>
           <w:sz w:val="20"/>
         </w:rPr>
-        <w:t>Rust, C, C++ (modern), Python (asyncio), Java, C#, SQL, JavaScript, Bash, Verilog/VHDL, MATLAB</w:t>
+        <w:t>Rust, C, Modern C++, Python (asyncio), Java, C#, SQL, JavaScript, Bash, Verilog/VHDL, MATLAB</w:t>
       </w:r>
     </w:p>
     <w:p>

--- a/Career-Roadmap/CV/master-cv.docx
+++ b/Career-Roadmap/CV/master-cv.docx
@@ -202,7 +202,7 @@
           <w:color w:val="4A5568"/>
           <w:sz w:val="19"/>
         </w:rPr>
-        <w:t xml:space="preserve">Google Summer of Code (GSoC) 2026: Printers page for COSMIC Settings, in Rust; passed the final evaluation, still maintained; OpenPrinting and System76 mentors  |  </w:t>
+        <w:t xml:space="preserve">Google Summer of Code (GSoC) 2026: Printers page for COSMIC Settings, in Rust; passed the final evaluation, still maintaining it; mentored by OpenPrinting and System76  |  </w:t>
       </w:r>
       <w:hyperlink r:id="rId12">
         <w:r>
@@ -1030,7 +1030,7 @@
           <w:i w:val="0"/>
           <w:sz w:val="20"/>
         </w:rPr>
-        <w:t>Git/GitHub, Cargo, Clippy, CMake, Make, GitHub Actions CI, esptool, unit and end-to-end testing (pytest, pytest-qt), debugging, code review, Xilinx, PCB design</w:t>
+        <w:t>Git/GitHub, Cargo, Clippy, CMake, Make, GitHub Actions CI, esptool, unit and end-to-end testing (pytest, pytest-qt), debugging, code review, Xilinx FPGA tools, PCB design</w:t>
       </w:r>
     </w:p>
     <w:p>
@@ -1326,7 +1326,7 @@
           <w:i w:val="0"/>
           <w:sz w:val="20"/>
         </w:rPr>
-        <w:t>Boa JavaScript engine (Rust)</w:t>
+        <w:t>Boa, a JavaScript engine in Rust</w:t>
       </w:r>
       <w:r>
         <w:rPr>
@@ -1535,7 +1535,7 @@
           <w:i w:val="0"/>
           <w:sz w:val="20"/>
         </w:rPr>
-        <w:t xml:space="preserve"> socket option for IPv4 across 6 networking modules (150+ lines), reviewed by the networking maintainers and merged upstream (</w:t>
+        <w:t xml:space="preserve"> socket option for IPv4 across 6 networking modules, reviewed by the networking maintainers and merged upstream (</w:t>
       </w:r>
       <w:hyperlink r:id="rId22">
         <w:r>
@@ -1625,7 +1625,7 @@
           <w:i w:val="0"/>
           <w:sz w:val="20"/>
         </w:rPr>
-        <w:t>AUTOSAR-Based V2X Ecosystem for SDV</w:t>
+        <w:t>AUTOSAR-Based V2X Ecosystem for Software-Defined Vehicles</w:t>
       </w:r>
       <w:r>
         <w:rPr>
@@ -1634,7 +1634,7 @@
           <w:i w:val="0"/>
           <w:sz w:val="20"/>
         </w:rPr>
-        <w:t xml:space="preserve"> (graduation project, team; STM32, FreeRTOS, AUTOSAR): software-defined vehicle prototype. Owned the firmware update path (an ESP32/Raspberry Pi gateway sends the image to the STM32 over UART, after a first attempt over CAN) and a dual-bank bootloader that checks the CRC before jumping and rolls back on failure. Also studied the Trampoline OSEK/VDX RTOS and helped the team start on it before it moved to FreeRTOS. </w:t>
+        <w:t xml:space="preserve"> (graduation project, team; STM32, FreeRTOS, AUTOSAR): owned the firmware update path (an ESP32/Raspberry Pi gateway sends the image to the STM32 over UART, after a first attempt over CAN) and a dual-bank bootloader that checks the CRC before jumping and rolls back on failure. Also studied the Trampoline OSEK/VDX RTOS and helped the team start on it before it moved to FreeRTOS. </w:t>
       </w:r>
       <w:hyperlink r:id="rId25">
         <w:r>
@@ -1809,7 +1809,7 @@
           <w:i w:val="0"/>
           <w:sz w:val="20"/>
         </w:rPr>
-        <w:t xml:space="preserve"> (Verilog, Spartan-3E FPGA): FSM with debounce and delay modules, cutting signal timing errors by 20%. </w:t>
+        <w:t xml:space="preserve"> (Verilog, Spartan-3E FPGA): FSM with debounce and delay modules. </w:t>
       </w:r>
       <w:hyperlink r:id="rId28">
         <w:r>
@@ -2122,7 +2122,7 @@
           <w:i w:val="0"/>
           <w:sz w:val="20"/>
         </w:rPr>
-        <w:t>Team projects (co-developed):</w:t>
+        <w:t>Team projects:</w:t>
       </w:r>
       <w:r>
         <w:rPr>
@@ -2195,7 +2195,7 @@
           <w:i w:val="0"/>
           <w:sz w:val="20"/>
         </w:rPr>
-        <w:t>More:</w:t>
+        <w:t>Other projects:</w:t>
       </w:r>
       <w:r>
         <w:rPr>
@@ -2304,7 +2304,7 @@
           <w:i w:val="0"/>
           <w:sz w:val="20"/>
         </w:rPr>
-        <w:t>IEEE student branch Treasurer: managed a budget of more than $10k.</w:t>
+        <w:t>Treasurer, IEEE Student Branch, Minia University: managed a budget of more than $10k.</w:t>
       </w:r>
     </w:p>
     <w:p>

--- a/Career-Roadmap/CV/master-cv.docx
+++ b/Career-Roadmap/CV/master-cv.docx
@@ -930,7 +930,7 @@
           <w:i w:val="0"/>
           <w:sz w:val="20"/>
         </w:rPr>
-        <w:t>Built Linux images with Yocto and Buildroot and wrote a Linux kernel module; worked with device trees, root file systems and hardware flashing.</w:t>
+        <w:t>Built Linux images with Yocto and Buildroot and wrote a Linux kernel module; worked with device trees, root file systems and hardware flashing. Scored 100% in the final evaluation.</w:t>
       </w:r>
     </w:p>
     <w:p>

--- a/Career-Roadmap/CV/master-cv.docx
+++ b/Career-Roadmap/CV/master-cv.docx
@@ -122,7 +122,7 @@
           <w:i w:val="0"/>
           <w:sz w:val="20"/>
         </w:rPr>
-        <w:t>Software engineer working in Rust, C and modern C++ on Linux and embedded systems. Sole software engineer at EKSON, owning the Zephyr firmware, PyQt5 desktop app and Node.js backend of its motion simulators; built the Printers page for COSMIC Settings in Google Summer of Code 2026 with The Linux Foundation (OpenPrinting), with 7 PRs merged upstream in cups-rs and libcups, plus merged contributions to Zephyr RTOS, Boa and Rust Clippy. Codeforces Expert and 4-time ECPC finalist.</w:t>
+        <w:t>Software engineer working in Rust, C and modern C++ on Linux and embedded systems. Sole software engineer at EKSON, owning the Zephyr firmware, PyQt5 desktop app and Node.js backend of its motion simulators; built the Printers page for COSMIC Settings as a Google Summer of Code 2026 contributor with The Linux Foundation (OpenPrinting), with 7 PRs merged upstream in cups-rs and libcups, plus merged contributions to Zephyr RTOS, Boa and Rust Clippy. Codeforces Expert and 4-time ECPC finalist.</w:t>
       </w:r>
     </w:p>
     <w:p>
@@ -146,7 +146,7 @@
           <w:color w:val="1B2A47"/>
           <w:sz w:val="20"/>
         </w:rPr>
-        <w:t>Software Developer (Google Summer of Code)</w:t>
+        <w:t>Google Summer of Code Contributor</w:t>
       </w:r>
       <w:r>
         <w:rPr>
@@ -166,7 +166,7 @@
           <w:color w:val="1B2A47"/>
           <w:sz w:val="20"/>
         </w:rPr>
-        <w:t>The Linux Foundation / OpenPrinting</w:t>
+        <w:t>The Linux Foundation (OpenPrinting)</w:t>
       </w:r>
       <w:r>
         <w:rPr>
@@ -202,7 +202,7 @@
           <w:color w:val="4A5568"/>
           <w:sz w:val="19"/>
         </w:rPr>
-        <w:t xml:space="preserve">Google Summer of Code (GSoC) 2026: Printers page for COSMIC Settings, in Rust; passed the final evaluation, still maintaining it; mentored by OpenPrinting and System76  |  </w:t>
+        <w:t xml:space="preserve">Open-source project: Printers page for COSMIC Settings, in Rust; passed the final evaluation, still maintaining it; mentored by OpenPrinting and System76  |  </w:t>
       </w:r>
       <w:hyperlink r:id="rId12">
         <w:r>
@@ -210,7 +210,7 @@
             <w:color w:val="1F5FA8"/>
             <w:sz w:val="19"/>
           </w:rPr>
-          <w:t xml:space="preserve">GSoC project page</w:t>
+          <w:t xml:space="preserve">Google Summer of Code project page</w:t>
         </w:r>
       </w:hyperlink>
       <w:r>

--- a/Career-Roadmap/CV/master-cv.docx
+++ b/Career-Roadmap/CV/master-cv.docx
@@ -122,7 +122,7 @@
           <w:i w:val="0"/>
           <w:sz w:val="20"/>
         </w:rPr>
-        <w:t>Software engineer working in Rust, C and modern C++ on Linux and embedded systems. Sole software engineer at EKSON, owning the Zephyr firmware, PyQt5 desktop app and Node.js backend of its motion simulators; built the Printers page for COSMIC Settings as a Google Summer of Code 2026 contributor with The Linux Foundation (OpenPrinting), with 7 PRs merged upstream in cups-rs and libcups, plus merged contributions to Zephyr RTOS, Boa and Rust Clippy. Codeforces Expert and 4-time ECPC finalist.</w:t>
+        <w:t>Software engineer working in Rust, C and modern C++ on Linux and embedded systems. At EKSON, builds the Zephyr firmware, PyQt5 desktop app and Node.js backend of its motion simulators; built the Printers page for COSMIC Settings as a Google Summer of Code 2026 contributor with The Linux Foundation (OpenPrinting), with 7 PRs merged upstream in cups-rs and libcups, plus merged contributions to Zephyr RTOS, Boa and Rust Clippy. Codeforces Expert and 4-time ECPC finalist.</w:t>
       </w:r>
     </w:p>
     <w:p>
@@ -678,7 +678,7 @@
           <w:color w:val="4A5568"/>
           <w:sz w:val="19"/>
         </w:rPr>
-        <w:t>Sole software engineer for 3-DoF and 6-DoF pneumatic motion simulators: firmware, desktop app, backend and CI; part-time, remote</w:t>
+        <w:t>Software for 3-DoF and 6-DoF pneumatic motion simulators: firmware, desktop app, backend and CI; part-time, remote</w:t>
       </w:r>
     </w:p>
     <w:p>

--- a/Career-Roadmap/CV/master-cv.docx
+++ b/Career-Roadmap/CV/master-cv.docx
@@ -122,7 +122,7 @@
           <w:i w:val="0"/>
           <w:sz w:val="20"/>
         </w:rPr>
-        <w:t>Software engineer working in Rust, C and modern C++ on Linux and embedded systems. At EKSON, builds the Zephyr firmware, PyQt5 desktop app and Node.js backend of its motion simulators; built the Printers page for COSMIC Settings as a Google Summer of Code 2026 contributor with The Linux Foundation (OpenPrinting), with 7 PRs merged upstream in cups-rs and libcups, plus merged contributions to Zephyr RTOS, Boa and Rust Clippy. Codeforces Expert and 4-time ECPC finalist.</w:t>
+        <w:t>Software engineer working in Rust, C and modern C++ on Linux and embedded systems. At EKSON, builds the Zephyr firmware, PyQt5 desktop app and Node.js backend of its motion simulators; built the Printers page for COSMIC Settings as a Google Summer of Code 2026 contributor with The Linux Foundation (OpenPrinting), with 7 PRs merged upstream in cups-rs and libcups, plus accepted contributions to Zephyr RTOS, Boa and Rust Clippy. Codeforces Expert and 4-time ECPC finalist.</w:t>
       </w:r>
     </w:p>
     <w:p>
@@ -341,7 +341,7 @@
           <w:i w:val="0"/>
           <w:sz w:val="20"/>
         </w:rPr>
-        <w:t>Built the Add Printer flow: legacy and specialty printers are set up through Printer Applications (PAPPL) instead of PPD drivers, following the CUPS 3 architecture.</w:t>
+        <w:t>Implemented the Add Printer flow: legacy and specialty printers are set up through Printer Applications (PAPPL) instead of PPD drivers, following the CUPS 3 architecture.</w:t>
       </w:r>
     </w:p>
     <w:p>
@@ -560,7 +560,7 @@
           <w:i w:val="0"/>
           <w:sz w:val="20"/>
         </w:rPr>
-        <w:t>7 PRs merged upstream.</w:t>
+        <w:t>7 PRs accepted upstream.</w:t>
       </w:r>
     </w:p>
     <w:p>
@@ -790,7 +790,7 @@
           <w:i w:val="0"/>
           <w:sz w:val="20"/>
         </w:rPr>
-        <w:t>Built remote operation: a web app and a Node.js/Express + MongoDB backend that the desktop app polls over REST, relaying commands to the simulator over UART.</w:t>
+        <w:t>Engineered remote operation: a web app and a Node.js/Express + MongoDB backend that the desktop app polls over REST, relaying commands to the simulator over UART.</w:t>
       </w:r>
     </w:p>
     <w:p>
@@ -818,7 +818,7 @@
           <w:i w:val="0"/>
           <w:sz w:val="20"/>
         </w:rPr>
-        <w:t>Built firmware updates: new firmware uploaded on the web is downloaded by the desktop app and flashed to the ESP32-S3 with esptool; GitHub Actions CI for builds and tests.</w:t>
+        <w:t>Added firmware updates: new firmware uploaded on the web is downloaded by the desktop app and flashed to the ESP32-S3 with esptool; GitHub Actions CI for builds and tests.</w:t>
       </w:r>
     </w:p>
     <w:p>
@@ -846,7 +846,7 @@
           <w:i w:val="0"/>
           <w:sz w:val="20"/>
         </w:rPr>
-        <w:t>Built a Unity proof of concept that streams game motion to the simulator.</w:t>
+        <w:t>Developed a Unity proof of concept that streams game motion to the simulator.</w:t>
       </w:r>
     </w:p>
     <w:p>
@@ -930,7 +930,7 @@
           <w:i w:val="0"/>
           <w:sz w:val="20"/>
         </w:rPr>
-        <w:t>Built Linux images with Yocto and Buildroot and wrote a Linux kernel module; worked with device trees, root file systems and hardware flashing. Scored 100% in the final evaluation.</w:t>
+        <w:t>Created custom Linux images with Yocto and Buildroot and wrote a Linux kernel module; worked with device trees, root file systems and hardware flashing. Scored 100% in the final evaluation.</w:t>
       </w:r>
     </w:p>
     <w:p>
@@ -1134,7 +1134,7 @@
           <w:i w:val="0"/>
           <w:sz w:val="20"/>
         </w:rPr>
-        <w:t>, merged).</w:t>
+        <w:t>).</w:t>
       </w:r>
     </w:p>
     <w:p>
@@ -1225,7 +1225,7 @@
           <w:i w:val="0"/>
           <w:sz w:val="20"/>
         </w:rPr>
-        <w:t>, merged).</w:t>
+        <w:t>).</w:t>
       </w:r>
     </w:p>
     <w:p>
@@ -1371,7 +1371,7 @@
           <w:i w:val="0"/>
           <w:sz w:val="20"/>
         </w:rPr>
-        <w:t>, merged).</w:t>
+        <w:t>, landed upstream).</w:t>
       </w:r>
     </w:p>
     <w:p>
@@ -1480,7 +1480,7 @@
           <w:i w:val="0"/>
           <w:sz w:val="20"/>
         </w:rPr>
-        <w:t>, merged).</w:t>
+        <w:t>, accepted).</w:t>
       </w:r>
     </w:p>
     <w:p>

--- a/Career-Roadmap/CV/master-cv.docx
+++ b/Career-Roadmap/CV/master-cv.docx
@@ -1717,6 +1717,52 @@
           <w:i w:val="0"/>
           <w:sz w:val="20"/>
         </w:rPr>
+        <w:t>Kernel Monitor</w:t>
+      </w:r>
+      <w:r>
+        <w:rPr>
+          <w:rFonts w:ascii="Calibri" w:hAnsi="Calibri"/>
+          <w:b w:val="0"/>
+          <w:i w:val="0"/>
+          <w:sz w:val="20"/>
+        </w:rPr>
+        <w:t xml:space="preserve"> (C, Linux, ARM, QEMU): character device driver that walks the process list under RCU and exports per-task IDs, memory, threads, context switches and CPU time to user space; run on QEMU. </w:t>
+      </w:r>
+      <w:hyperlink r:id="rId27">
+        <w:r>
+          <w:rPr>
+            <w:color w:val="1F5FA8"/>
+            <w:sz w:val="20"/>
+          </w:rPr>
+          <w:t xml:space="preserve">GitHub</w:t>
+        </w:r>
+      </w:hyperlink>
+    </w:p>
+    <w:p>
+      <w:pPr>
+        <w:tabs>
+          <w:tab w:pos="259" w:val="left"/>
+        </w:tabs>
+        <w:spacing w:before="0" w:after="0" w:line="240" w:lineRule="auto"/>
+        <w:ind w:left="259" w:hanging="187"/>
+      </w:pPr>
+      <w:r>
+        <w:rPr>
+          <w:rFonts w:ascii="Calibri" w:hAnsi="Calibri"/>
+          <w:b w:val="0"/>
+          <w:i w:val="0"/>
+          <w:sz w:val="20"/>
+        </w:rPr>
+        <w:t>•</w:t>
+        <w:tab/>
+      </w:r>
+      <w:r>
+        <w:rPr>
+          <w:rFonts w:ascii="Calibri" w:hAnsi="Calibri"/>
+          <w:b/>
+          <w:i w:val="0"/>
+          <w:sz w:val="20"/>
+        </w:rPr>
         <w:t>Seat Heater Control System</w:t>
       </w:r>
       <w:r>
@@ -1728,7 +1774,7 @@
         </w:rPr>
         <w:t xml:space="preserve"> (Tiva C, FreeRTOS): real-time controller with temperature monitoring, heater-level control and UART diagnostics, using tasks, mutexes and event flags. </w:t>
       </w:r>
-      <w:hyperlink r:id="rId27">
+      <w:hyperlink r:id="rId28">
         <w:r>
           <w:rPr>
             <w:color w:val="1F5FA8"/>
@@ -1811,7 +1857,7 @@
         </w:rPr>
         <w:t xml:space="preserve"> (Verilog, Spartan-3E FPGA): FSM with debounce and delay modules. </w:t>
       </w:r>
-      <w:hyperlink r:id="rId28">
+      <w:hyperlink r:id="rId29">
         <w:r>
           <w:rPr>
             <w:color w:val="1F5FA8"/>
@@ -1857,7 +1903,7 @@
         </w:rPr>
         <w:t xml:space="preserve"> (C, two MCUs): password lock with keypad, LCD, I2C EEPROM, timer and DC motor; UART between the MCUs. </w:t>
       </w:r>
-      <w:hyperlink r:id="rId29">
+      <w:hyperlink r:id="rId30">
         <w:r>
           <w:rPr>
             <w:color w:val="1F5FA8"/>
@@ -1903,7 +1949,7 @@
         </w:rPr>
         <w:t xml:space="preserve"> (Java): CLI that simulates process scheduling, memory management, system calls and locks. </w:t>
       </w:r>
-      <w:hyperlink r:id="rId30">
+      <w:hyperlink r:id="rId31">
         <w:r>
           <w:rPr>
             <w:color w:val="1F5FA8"/>
@@ -1949,7 +1995,7 @@
         </w:rPr>
         <w:t xml:space="preserve"> (Python, PySide2, SymPy, Matplotlib): GUI that solves and plots two functions with intersection points; validation, error handling and end-to-end tests with pytest-qt. </w:t>
       </w:r>
-      <w:hyperlink r:id="rId31">
+      <w:hyperlink r:id="rId32">
         <w:r>
           <w:rPr>
             <w:color w:val="1F5FA8"/>
@@ -1995,7 +2041,7 @@
         </w:rPr>
         <w:t xml:space="preserve"> (C#, WinForms, SQL, Telerik UI, Crystal Reports): stock, orders and deliveries with role-based access control, automated reports and local databases for offline use. </w:t>
       </w:r>
-      <w:hyperlink r:id="rId32">
+      <w:hyperlink r:id="rId33">
         <w:r>
           <w:rPr>
             <w:color w:val="1F5FA8"/>
@@ -2041,7 +2087,7 @@
         </w:rPr>
         <w:t xml:space="preserve"> (team; ASP.NET Core MVC, C#, MS SQL, Entity Framework): role-based CRUD dashboards; designed the relational schema and wrote the backend and account-management logic. </w:t>
       </w:r>
-      <w:hyperlink r:id="rId33">
+      <w:hyperlink r:id="rId34">
         <w:r>
           <w:rPr>
             <w:color w:val="1F5FA8"/>
@@ -2087,7 +2133,7 @@
         </w:rPr>
         <w:t xml:space="preserve"> (React, Node.js, Express, MongoDB): full-stack app with a REST API. </w:t>
       </w:r>
-      <w:hyperlink r:id="rId34">
+      <w:hyperlink r:id="rId35">
         <w:r>
           <w:rPr>
             <w:color w:val="1F5FA8"/>
@@ -2133,7 +2179,7 @@
         </w:rPr>
         <w:t xml:space="preserve"> Sarh Al-Tafawuq, a production web platform (</w:t>
       </w:r>
-      <w:hyperlink r:id="rId35">
+      <w:hyperlink r:id="rId36">
         <w:r>
           <w:rPr>
             <w:color w:val="1F5FA8"/>
@@ -2151,7 +2197,7 @@
         </w:rPr>
         <w:t>); Nafaqati, a Flutter Android expense tracker with on-device SMS import, charts and offline storage (</w:t>
       </w:r>
-      <w:hyperlink r:id="rId36">
+      <w:hyperlink r:id="rId37">
         <w:r>
           <w:rPr>
             <w:color w:val="1F5FA8"/>
@@ -2206,7 +2252,7 @@
         </w:rPr>
         <w:t xml:space="preserve"> Children Safety web app (Flask, geolocation; </w:t>
       </w:r>
-      <w:hyperlink r:id="rId37">
+      <w:hyperlink r:id="rId38">
         <w:r>
           <w:rPr>
             <w:color w:val="1F5FA8"/>
@@ -2224,7 +2270,7 @@
         </w:rPr>
         <w:t>), desktop chess in C# (</w:t>
       </w:r>
-      <w:hyperlink r:id="rId38">
+      <w:hyperlink r:id="rId39">
         <w:r>
           <w:rPr>
             <w:color w:val="1F5FA8"/>

--- a/Career-Roadmap/CV/master-cv.docx
+++ b/Career-Roadmap/CV/master-cv.docx
@@ -902,7 +902,7 @@
           <w:color w:val="4A5568"/>
           <w:sz w:val="19"/>
         </w:rPr>
-        <w:t>Dec 2023 – Jan 2024</w:t>
+        <w:t>Dec 2024 – Jan 2025</w:t>
       </w:r>
     </w:p>
     <w:p>
